--- a/test_cases/case5/摘要.docx
+++ b/test_cases/case5/摘要.docx
@@ -146,8 +146,6 @@
           <w:rFonts w:hint="eastAsia"/>
         </w:rPr>
       </w:pPr>
-      <w:bookmarkStart w:id="0" w:name="_GoBack"/>
-      <w:bookmarkEnd w:id="0"/>
       <w:r>
         <w:rPr>
           <w:rFonts w:hint="eastAsia" w:ascii="Times New Roman" w:hAnsi="Times New Roman" w:eastAsia="黑体" w:cs="Times New Roman"/>
@@ -374,7 +372,15 @@
         <w:rPr>
           <w:rFonts w:hint="eastAsia"/>
         </w:rPr>
-        <w:t>实验表明，本文所提出的自动驾驶方法在复杂场景之中，可</w:t>
+        <w:t>实验表明，本文所提出</w:t>
+      </w:r>
+      <w:bookmarkStart w:id="0" w:name="_GoBack"/>
+      <w:bookmarkEnd w:id="0"/>
+      <w:r>
+        <w:rPr>
+          <w:rFonts w:hint="eastAsia"/>
+        </w:rPr>
+        <w:t>的自动驾驶方法在复杂场景之中，可</w:t>
       </w:r>
       <w:r>
         <w:rPr>
@@ -428,10 +434,20 @@
       <w:r>
         <w:rPr>
           <w:rFonts w:hint="eastAsia" w:ascii="Times New Roman" w:hAnsi="Times New Roman" w:eastAsia="黑体" w:cs="Times New Roman"/>
+          <w:b/>
+          <w:bCs/>
           <w:sz w:val="24"/>
           <w:szCs w:val="24"/>
         </w:rPr>
-        <w:t>关键词：</w:t>
+        <w:t>关键词</w:t>
+      </w:r>
+      <w:r>
+        <w:rPr>
+          <w:rFonts w:hint="eastAsia" w:ascii="Times New Roman" w:hAnsi="Times New Roman" w:eastAsia="黑体" w:cs="Times New Roman"/>
+          <w:sz w:val="24"/>
+          <w:szCs w:val="24"/>
+        </w:rPr>
+        <w:t>：</w:t>
       </w:r>
       <w:r>
         <w:rPr>
@@ -580,6 +596,8 @@
       <w:r>
         <w:rPr>
           <w:rFonts w:hint="default" w:ascii="Times New Roman" w:hAnsi="Times New Roman" w:eastAsia="黑体" w:cs="Times New Roman"/>
+          <w:b/>
+          <w:bCs/>
           <w:sz w:val="24"/>
           <w:szCs w:val="24"/>
         </w:rPr>
@@ -2357,7 +2375,7 @@
 </file>
 
 <file path=customXml/item1.xml><?xml version="1.0" encoding="utf-8"?>
-<b:Sources xmlns:b="http://schemas.openxmlformats.org/officeDocument/2006/bibliography" xmlns="http://schemas.openxmlformats.org/officeDocument/2006/bibliography" SelectedStyle="\APASixthEditionOfficeOnline.xsl" StyleName="APA" Version="6"/>
+<b:Sources xmlns:b="http://schemas.openxmlformats.org/officeDocument/2006/bibliography" SelectedStyle="\APASixthEditionOfficeOnline.xsl" StyleName="APA" Version="6"/>
 </file>
 
 <file path=customXml/itemProps1.xml><?xml version="1.0" encoding="utf-8"?>
